--- a/pr-preview/pr-383/chapters/word-choice.docx
+++ b/pr-preview/pr-383/chapters/word-choice.docx
@@ -15,7 +15,7 @@
         <w:pStyle w:val="Date"/>
       </w:pPr>
       <w:r>
-        <w:t xml:space="preserve">Last modified: 2026-10-27 01:56:31 (PDT)</w:t>
+        <w:t xml:space="preserve">Last modified: 2026-10-27 02:13:44 (PDT)</w:t>
       </w:r>
     </w:p>
     <w:tbl>
@@ -1711,7 +1711,7 @@
       </w:r>
     </w:p>
     <w:bookmarkEnd w:id="25"/>
-    <w:bookmarkStart w:id="26" w:name="name-a-quantity-for-what-it-is"/>
+    <w:bookmarkStart w:id="27" w:name="name-a-quantity-for-what-it-is"/>
     <w:p>
       <w:pPr>
         <w:pStyle w:val="Heading2"/>
@@ -1743,7 +1743,17 @@
         </w:numPr>
       </w:pPr>
       <w:r>
-        <w:t xml:space="preserve">A variance measures spread.</w:t>
+        <w:rPr>
+          <w:b/>
+          <w:bCs/>
+        </w:rPr>
+        <w:t xml:space="preserve">A variance</w:t>
+      </w:r>
+      <w:r>
+        <w:t xml:space="preserve"> </w:t>
+      </w:r>
+      <w:r>
+        <w:t xml:space="preserve">measures spread.</w:t>
       </w:r>
       <w:r>
         <w:t xml:space="preserve"> </w:t>
@@ -1758,7 +1768,20 @@
         </w:numPr>
       </w:pPr>
       <w:r>
-        <w:t xml:space="preserve">A risk is an expected loss.</w:t>
+        <w:rPr>
+          <w:b/>
+          <w:bCs/>
+        </w:rPr>
+        <w:t xml:space="preserve">A risk</w:t>
+      </w:r>
+      <w:r>
+        <w:t xml:space="preserve"> </w:t>
+      </w:r>
+      <w:r>
+        <w:t xml:space="preserve">is an expected loss.</w:t>
+      </w:r>
+      <w:r>
+        <w:t xml:space="preserve"> </w:t>
       </w:r>
     </w:p>
     <w:p>
@@ -1770,7 +1793,20 @@
         </w:numPr>
       </w:pPr>
       <w:r>
-        <w:t xml:space="preserve">An error is a realized difference between a prediction and an outcome.</w:t>
+        <w:rPr>
+          <w:b/>
+          <w:bCs/>
+        </w:rPr>
+        <w:t xml:space="preserve">An error</w:t>
+      </w:r>
+      <w:r>
+        <w:t xml:space="preserve"> </w:t>
+      </w:r>
+      <w:r>
+        <w:t xml:space="preserve">is a realized difference between a prediction and an outcome.</w:t>
+      </w:r>
+      <w:r>
+        <w:t xml:space="preserve"> </w:t>
       </w:r>
     </w:p>
     <w:p>
@@ -1867,7 +1903,7 @@
       <w:r>
         <w:t xml:space="preserve"> </w:t>
       </w:r>
-      <w:hyperlink w:anchor="def-term">
+      <w:hyperlink r:id="rId26">
         <w:r>
           <w:rPr>
             <w:rStyle w:val="Hyperlink"/>
@@ -1894,8 +1930,8 @@
         <w:t xml:space="preserve">so this rule is enforced by review.</w:t>
       </w:r>
     </w:p>
-    <w:bookmarkEnd w:id="26"/>
-    <w:bookmarkStart w:id="28" w:name="write-the-full-phrase"/>
+    <w:bookmarkEnd w:id="27"/>
+    <w:bookmarkStart w:id="29" w:name="write-the-full-phrase"/>
     <w:p>
       <w:pPr>
         <w:pStyle w:val="Heading2"/>
@@ -1983,7 +2019,7 @@
         <w:t xml:space="preserve">A symbol in a sentence should look like the same symbol in the display equation it refers to.</w:t>
       </w:r>
     </w:p>
-    <w:bookmarkStart w:id="27" w:name="exm-full-phrase"/>
+    <w:bookmarkStart w:id="28" w:name="exm-full-phrase"/>
     <w:p>
       <w:pPr>
         <w:pStyle w:val="BodyText"/>
@@ -2045,9 +2081,9 @@
         <w:t xml:space="preserve">, plus noise.</w:t>
       </w:r>
     </w:p>
-    <w:bookmarkEnd w:id="27"/>
     <w:bookmarkEnd w:id="28"/>
-    <w:bookmarkStart w:id="30" w:name="choose-each-preposition-on-purpose"/>
+    <w:bookmarkEnd w:id="29"/>
+    <w:bookmarkStart w:id="31" w:name="choose-each-preposition-on-purpose"/>
     <w:p>
       <w:pPr>
         <w:pStyle w:val="Heading2"/>
@@ -2172,7 +2208,7 @@
         <w:t xml:space="preserve">If you cannot answer in one phrase, replace it with a verb that names the relationship.</w:t>
       </w:r>
     </w:p>
-    <w:bookmarkStart w:id="29" w:name="exm-prepositions"/>
+    <w:bookmarkStart w:id="30" w:name="exm-prepositions"/>
     <w:p>
       <w:pPr>
         <w:pStyle w:val="BodyText"/>
@@ -2315,7 +2351,7 @@
         <w:t xml:space="preserve">the training set is the source of the estimates.</w:t>
       </w:r>
     </w:p>
-    <w:bookmarkEnd w:id="29"/>
+    <w:bookmarkEnd w:id="30"/>
     <w:p>
       <w:pPr>
         <w:pStyle w:val="BodyText"/>
@@ -2362,8 +2398,8 @@
         <w:t xml:space="preserve">for the agent of a passive verb.</w:t>
       </w:r>
     </w:p>
-    <w:bookmarkEnd w:id="30"/>
-    <w:bookmarkStart w:id="33" w:name="minimize-unnecessary-jargon"/>
+    <w:bookmarkEnd w:id="31"/>
+    <w:bookmarkStart w:id="34" w:name="minimize-unnecessary-jargon"/>
     <w:p>
       <w:pPr>
         <w:pStyle w:val="Heading2"/>
@@ -2474,7 +2510,7 @@
       <w:r>
         <w:t xml:space="preserve"> </w:t>
       </w:r>
-      <w:hyperlink r:id="rId31">
+      <w:hyperlink r:id="rId32">
         <w:r>
           <w:rPr>
             <w:rStyle w:val="Hyperlink"/>
@@ -2486,7 +2522,7 @@
         <w:t xml:space="preserve">).</w:t>
       </w:r>
     </w:p>
-    <w:bookmarkStart w:id="32" w:name="exm-jargon"/>
+    <w:bookmarkStart w:id="33" w:name="exm-jargon"/>
     <w:p>
       <w:pPr>
         <w:pStyle w:val="BodyText"/>
@@ -2535,7 +2571,7 @@
         <w:t xml:space="preserve">and it states what was actually done.</w:t>
       </w:r>
     </w:p>
-    <w:bookmarkEnd w:id="32"/>
+    <w:bookmarkEnd w:id="33"/>
     <w:p>
       <w:pPr>
         <w:pStyle w:val="BodyText"/>
@@ -2574,7 +2610,7 @@
         <w:t xml:space="preserve">define it clearly at first use.</w:t>
       </w:r>
     </w:p>
-    <w:bookmarkEnd w:id="33"/>
+    <w:bookmarkEnd w:id="34"/>
     <w:sectPr>
       <w:footnotePr>
         <w:numRestart w:val="eachSect"/>

--- a/pr-preview/pr-383/chapters/word-choice.docx
+++ b/pr-preview/pr-383/chapters/word-choice.docx
@@ -15,7 +15,7 @@
         <w:pStyle w:val="Date"/>
       </w:pPr>
       <w:r>
-        <w:t xml:space="preserve">Last modified: 2026-10-27 02:13:44 (PDT)</w:t>
+        <w:t xml:space="preserve">Last modified: 2026-10-27 20:04:50 (PDT)</w:t>
       </w:r>
     </w:p>
     <w:tbl>
